--- a/testakten/schwerbehindertenrecht-parkinson-merkzeichen-g-arnsberg/11_neurologische_stellungnahme_on_off.docx
+++ b/testakten/schwerbehindertenrecht-parkinson-merkzeichen-g-arnsberg/11_neurologische_stellungnahme_on_off.docx
@@ -52,14 +52,6 @@
     </w:p>
     <w:p>
       <w:pPr>
-        <w:jc w:val="left"/>
-      </w:pPr>
-      <w:r>
-        <w:t>Formathinweis für den Export: Times New Roman, 11 pt, dezimale Gliederung.</w:t>
-      </w:r>
-    </w:p>
-    <w:p>
-      <w:pPr>
         <w:pStyle w:val="ListNumber"/>
       </w:pPr>
       <w:r>
@@ -87,7 +79,7 @@
         <w:jc w:val="left"/>
       </w:pPr>
       <w:r>
-        <w:t>2.1 Idiopathisches Parkinson-Syndrom, rechtsbetont, mit motorischen Fluktuationen. In den Off-Phasen entspricht der Zustand einem Stadium Hoehn und Yahr 3.</w:t>
+        <w:t>2.1 Idiopathisches Parkinson-Syndrom, rechtsbetont, mit motorischen Fluktuationen. In den Off-Phasen entspricht der Zustand einem Stadium Höhn und Yahr 3.</w:t>
       </w:r>
     </w:p>
     <w:p>
